--- a/BioSKD_仕様書とマニュアル.docx
+++ b/BioSKD_仕様書とマニュアル.docx
@@ -15,7 +15,7 @@
         <w:jc w:val="center"/>
       </w:pPr>
       <w:r>
-        <w:t>v1.20 ／ https://eins2019.github.io/bio-scheduler/</w:t>
+        <w:t>v1.21 ／ https://eins2019.github.io/bio-scheduler/</w:t>
       </w:r>
     </w:p>
     <w:p>
@@ -410,6 +410,8 @@
         <w:t>├── sw.js             Service Worker（キャッシュ戦略・オフライン）</w:t>
         <w:br/>
         <w:t>├── manifest.json     PWAマニフェスト（名前・アイコン・表示モード）</w:t>
+        <w:br/>
+        <w:t>├── privacy.html      プライバシーポリシー（Google OAuth申請用URL）</w:t>
         <w:br/>
         <w:t>├── icon-192.png      アプリアイコン（192px）</w:t>
         <w:br/>
@@ -1426,6 +1428,280 @@
     </w:p>
     <w:p>
       <w:pPr>
+        <w:pStyle w:val="Heading3"/>
+      </w:pPr>
+      <w:r>
+        <w:t>Google OAuth 同意画面の登録値</w:t>
+      </w:r>
+    </w:p>
+    <w:tbl>
+      <w:tblPr>
+        <w:tblStyle w:val="LightGrid-Accent1"/>
+        <w:tblW w:type="auto" w:w="0"/>
+        <w:tblLook w:firstColumn="1" w:firstRow="1" w:lastColumn="0" w:lastRow="0" w:noHBand="0" w:noVBand="1" w:val="04A0"/>
+      </w:tblPr>
+      <w:tblGrid>
+        <w:gridCol w:w="4320"/>
+        <w:gridCol w:w="4320"/>
+      </w:tblGrid>
+      <w:tr>
+        <w:tc>
+          <w:tcPr>
+            <w:tcW w:type="dxa" w:w="4320"/>
+          </w:tcPr>
+          <w:p>
+            <w:r>
+              <w:rPr>
+                <w:b/>
+              </w:rPr>
+            </w:r>
+            <w:r>
+              <w:rPr>
+                <w:b/>
+              </w:rPr>
+              <w:t>項目</w:t>
+            </w:r>
+          </w:p>
+        </w:tc>
+        <w:tc>
+          <w:tcPr>
+            <w:tcW w:type="dxa" w:w="4320"/>
+          </w:tcPr>
+          <w:p>
+            <w:r>
+              <w:rPr>
+                <w:b/>
+              </w:rPr>
+            </w:r>
+            <w:r>
+              <w:rPr>
+                <w:b/>
+              </w:rPr>
+              <w:t>登録内容</w:t>
+            </w:r>
+          </w:p>
+        </w:tc>
+      </w:tr>
+      <w:tr>
+        <w:tc>
+          <w:tcPr>
+            <w:tcW w:type="dxa" w:w="4320"/>
+          </w:tcPr>
+          <w:p>
+            <w:r>
+              <w:t>アプリ名</w:t>
+            </w:r>
+          </w:p>
+        </w:tc>
+        <w:tc>
+          <w:tcPr>
+            <w:tcW w:type="dxa" w:w="4320"/>
+          </w:tcPr>
+          <w:p>
+            <w:r>
+              <w:t>BioSKD</w:t>
+            </w:r>
+          </w:p>
+        </w:tc>
+      </w:tr>
+      <w:tr>
+        <w:tc>
+          <w:tcPr>
+            <w:tcW w:type="dxa" w:w="4320"/>
+          </w:tcPr>
+          <w:p>
+            <w:r>
+              <w:t>サポートメール</w:t>
+            </w:r>
+          </w:p>
+        </w:tc>
+        <w:tc>
+          <w:tcPr>
+            <w:tcW w:type="dxa" w:w="4320"/>
+          </w:tcPr>
+          <w:p>
+            <w:r>
+              <w:t>eins56@gmail.com</w:t>
+            </w:r>
+          </w:p>
+        </w:tc>
+      </w:tr>
+      <w:tr>
+        <w:tc>
+          <w:tcPr>
+            <w:tcW w:type="dxa" w:w="4320"/>
+          </w:tcPr>
+          <w:p>
+            <w:r>
+              <w:t>ユーザータイプ</w:t>
+            </w:r>
+          </w:p>
+        </w:tc>
+        <w:tc>
+          <w:tcPr>
+            <w:tcW w:type="dxa" w:w="4320"/>
+          </w:tcPr>
+          <w:p>
+            <w:r>
+              <w:t>External（外部公開）</w:t>
+            </w:r>
+          </w:p>
+        </w:tc>
+      </w:tr>
+      <w:tr>
+        <w:tc>
+          <w:tcPr>
+            <w:tcW w:type="dxa" w:w="4320"/>
+          </w:tcPr>
+          <w:p>
+            <w:r>
+              <w:t>必要なカレンダー権限</w:t>
+            </w:r>
+          </w:p>
+        </w:tc>
+        <w:tc>
+          <w:tcPr>
+            <w:tcW w:type="dxa" w:w="4320"/>
+          </w:tcPr>
+          <w:p>
+            <w:r>
+              <w:rPr>
+                <w:rFonts w:ascii="Consolas" w:hAnsi="Consolas"/>
+              </w:rPr>
+              <w:t>https://www.googleapis.com/auth/calendar.readonly</w:t>
+            </w:r>
+          </w:p>
+        </w:tc>
+      </w:tr>
+      <w:tr>
+        <w:tc>
+          <w:tcPr>
+            <w:tcW w:type="dxa" w:w="4320"/>
+          </w:tcPr>
+          <w:p>
+            <w:r>
+              <w:t>権限の用途</w:t>
+            </w:r>
+          </w:p>
+        </w:tc>
+        <w:tc>
+          <w:tcPr>
+            <w:tcW w:type="dxa" w:w="4320"/>
+          </w:tcPr>
+          <w:p>
+            <w:r>
+              <w:t>Googleカレンダー予定の読み取りとアプリ画面への表示のみ。予定の作成・変更・削除は行わない。</w:t>
+            </w:r>
+          </w:p>
+        </w:tc>
+      </w:tr>
+      <w:tr>
+        <w:tc>
+          <w:tcPr>
+            <w:tcW w:type="dxa" w:w="4320"/>
+          </w:tcPr>
+          <w:p>
+            <w:r>
+              <w:t>アプリホームページ</w:t>
+            </w:r>
+          </w:p>
+        </w:tc>
+        <w:tc>
+          <w:tcPr>
+            <w:tcW w:type="dxa" w:w="4320"/>
+          </w:tcPr>
+          <w:p>
+            <w:r>
+              <w:rPr>
+                <w:rFonts w:ascii="Consolas" w:hAnsi="Consolas"/>
+              </w:rPr>
+              <w:t>https://eins2019.github.io/bio-scheduler/</w:t>
+            </w:r>
+          </w:p>
+        </w:tc>
+      </w:tr>
+      <w:tr>
+        <w:tc>
+          <w:tcPr>
+            <w:tcW w:type="dxa" w:w="4320"/>
+          </w:tcPr>
+          <w:p>
+            <w:r>
+              <w:t>プライバシーポリシーURL</w:t>
+            </w:r>
+          </w:p>
+        </w:tc>
+        <w:tc>
+          <w:tcPr>
+            <w:tcW w:type="dxa" w:w="4320"/>
+          </w:tcPr>
+          <w:p>
+            <w:r>
+              <w:rPr>
+                <w:rFonts w:ascii="Consolas" w:hAnsi="Consolas"/>
+              </w:rPr>
+              <w:t>https://eins2019.github.io/bio-scheduler/privacy.html</w:t>
+            </w:r>
+          </w:p>
+        </w:tc>
+      </w:tr>
+      <w:tr>
+        <w:tc>
+          <w:tcPr>
+            <w:tcW w:type="dxa" w:w="4320"/>
+          </w:tcPr>
+          <w:p>
+            <w:r>
+              <w:t>承認済みJavaScript生成元</w:t>
+            </w:r>
+          </w:p>
+        </w:tc>
+        <w:tc>
+          <w:tcPr>
+            <w:tcW w:type="dxa" w:w="4320"/>
+          </w:tcPr>
+          <w:p>
+            <w:r>
+              <w:rPr>
+                <w:rFonts w:ascii="Consolas" w:hAnsi="Consolas"/>
+              </w:rPr>
+              <w:t>https://eins2019.github.io</w:t>
+            </w:r>
+          </w:p>
+        </w:tc>
+      </w:tr>
+      <w:tr>
+        <w:tc>
+          <w:tcPr>
+            <w:tcW w:type="dxa" w:w="4320"/>
+          </w:tcPr>
+          <w:p>
+            <w:r>
+              <w:t>承認済みリダイレクトURI</w:t>
+            </w:r>
+          </w:p>
+        </w:tc>
+        <w:tc>
+          <w:tcPr>
+            <w:tcW w:type="dxa" w:w="4320"/>
+          </w:tcPr>
+          <w:p>
+            <w:r>
+              <w:rPr>
+                <w:rFonts w:ascii="Consolas" w:hAnsi="Consolas"/>
+              </w:rPr>
+              <w:t>https://eins2019.github.io/bio-scheduler/</w:t>
+            </w:r>
+            <w:r>
+              <w:t>（Google Cloud Consoleで要求される場合のみ）</w:t>
+            </w:r>
+          </w:p>
+        </w:tc>
+      </w:tr>
+    </w:tbl>
+    <w:p/>
+    <w:p>
+      <w:pPr>
         <w:pStyle w:val="Heading2"/>
       </w:pPr>
       <w:r>
@@ -2201,6 +2477,215 @@
     </w:p>
     <w:p>
       <w:pPr>
+        <w:pStyle w:val="Heading3"/>
+      </w:pPr>
+      <w:r>
+        <w:t>公開時のGoogle OAuth同意画面設定</w:t>
+      </w:r>
+    </w:p>
+    <w:p>
+      <w:r>
+        <w:t>Google Cloud Consoleで一般公開用に設定する場合は、以下を登録します。</w:t>
+      </w:r>
+    </w:p>
+    <w:tbl>
+      <w:tblPr>
+        <w:tblStyle w:val="LightGrid-Accent1"/>
+        <w:tblW w:type="auto" w:w="0"/>
+        <w:tblLook w:firstColumn="1" w:firstRow="1" w:lastColumn="0" w:lastRow="0" w:noHBand="0" w:noVBand="1" w:val="04A0"/>
+      </w:tblPr>
+      <w:tblGrid>
+        <w:gridCol w:w="4320"/>
+        <w:gridCol w:w="4320"/>
+      </w:tblGrid>
+      <w:tr>
+        <w:tc>
+          <w:tcPr>
+            <w:tcW w:type="dxa" w:w="4320"/>
+          </w:tcPr>
+          <w:p>
+            <w:r>
+              <w:rPr>
+                <w:b/>
+              </w:rPr>
+            </w:r>
+            <w:r>
+              <w:rPr>
+                <w:b/>
+              </w:rPr>
+              <w:t>項目</w:t>
+            </w:r>
+          </w:p>
+        </w:tc>
+        <w:tc>
+          <w:tcPr>
+            <w:tcW w:type="dxa" w:w="4320"/>
+          </w:tcPr>
+          <w:p>
+            <w:r>
+              <w:rPr>
+                <w:b/>
+              </w:rPr>
+            </w:r>
+            <w:r>
+              <w:rPr>
+                <w:b/>
+              </w:rPr>
+              <w:t>入力内容</w:t>
+            </w:r>
+          </w:p>
+        </w:tc>
+      </w:tr>
+      <w:tr>
+        <w:tc>
+          <w:tcPr>
+            <w:tcW w:type="dxa" w:w="4320"/>
+          </w:tcPr>
+          <w:p>
+            <w:r>
+              <w:t>アプリ名</w:t>
+            </w:r>
+          </w:p>
+        </w:tc>
+        <w:tc>
+          <w:tcPr>
+            <w:tcW w:type="dxa" w:w="4320"/>
+          </w:tcPr>
+          <w:p>
+            <w:r>
+              <w:t>BioSKD</w:t>
+            </w:r>
+          </w:p>
+        </w:tc>
+      </w:tr>
+      <w:tr>
+        <w:tc>
+          <w:tcPr>
+            <w:tcW w:type="dxa" w:w="4320"/>
+          </w:tcPr>
+          <w:p>
+            <w:r>
+              <w:t>サポートメール</w:t>
+            </w:r>
+          </w:p>
+        </w:tc>
+        <w:tc>
+          <w:tcPr>
+            <w:tcW w:type="dxa" w:w="4320"/>
+          </w:tcPr>
+          <w:p>
+            <w:r>
+              <w:t>eins56@gmail.com</w:t>
+            </w:r>
+          </w:p>
+        </w:tc>
+      </w:tr>
+      <w:tr>
+        <w:tc>
+          <w:tcPr>
+            <w:tcW w:type="dxa" w:w="4320"/>
+          </w:tcPr>
+          <w:p>
+            <w:r>
+              <w:t>ユーザータイプ</w:t>
+            </w:r>
+          </w:p>
+        </w:tc>
+        <w:tc>
+          <w:tcPr>
+            <w:tcW w:type="dxa" w:w="4320"/>
+          </w:tcPr>
+          <w:p>
+            <w:r>
+              <w:t>External（外部公開）</w:t>
+            </w:r>
+          </w:p>
+        </w:tc>
+      </w:tr>
+      <w:tr>
+        <w:tc>
+          <w:tcPr>
+            <w:tcW w:type="dxa" w:w="4320"/>
+          </w:tcPr>
+          <w:p>
+            <w:r>
+              <w:t>必要なカレンダー権限</w:t>
+            </w:r>
+          </w:p>
+        </w:tc>
+        <w:tc>
+          <w:tcPr>
+            <w:tcW w:type="dxa" w:w="4320"/>
+          </w:tcPr>
+          <w:p>
+            <w:r>
+              <w:rPr>
+                <w:rFonts w:ascii="Consolas" w:hAnsi="Consolas"/>
+              </w:rPr>
+              <w:t>https://www.googleapis.com/auth/calendar.readonly</w:t>
+            </w:r>
+          </w:p>
+        </w:tc>
+      </w:tr>
+      <w:tr>
+        <w:tc>
+          <w:tcPr>
+            <w:tcW w:type="dxa" w:w="4320"/>
+          </w:tcPr>
+          <w:p>
+            <w:r>
+              <w:t>プライバシーポリシーURL</w:t>
+            </w:r>
+          </w:p>
+        </w:tc>
+        <w:tc>
+          <w:tcPr>
+            <w:tcW w:type="dxa" w:w="4320"/>
+          </w:tcPr>
+          <w:p>
+            <w:r>
+              <w:rPr>
+                <w:rFonts w:ascii="Consolas" w:hAnsi="Consolas"/>
+              </w:rPr>
+              <w:t>https://eins2019.github.io/bio-scheduler/privacy.html</w:t>
+            </w:r>
+          </w:p>
+        </w:tc>
+      </w:tr>
+      <w:tr>
+        <w:tc>
+          <w:tcPr>
+            <w:tcW w:type="dxa" w:w="4320"/>
+          </w:tcPr>
+          <w:p>
+            <w:r>
+              <w:t>アプリURL</w:t>
+            </w:r>
+          </w:p>
+        </w:tc>
+        <w:tc>
+          <w:tcPr>
+            <w:tcW w:type="dxa" w:w="4320"/>
+          </w:tcPr>
+          <w:p>
+            <w:r>
+              <w:rPr>
+                <w:rFonts w:ascii="Consolas" w:hAnsi="Consolas"/>
+              </w:rPr>
+              <w:t>https://eins2019.github.io/bio-scheduler/</w:t>
+            </w:r>
+          </w:p>
+        </w:tc>
+      </w:tr>
+    </w:tbl>
+    <w:p/>
+    <w:p>
+      <w:r>
+        <w:t>Calendar権限は読み取り専用です。利用者の予定を表示するためだけに使い、予定の作成・変更・削除は行いません。</w:t>
+      </w:r>
+    </w:p>
+    <w:p>
+      <w:pPr>
         <w:pStyle w:val="Heading2"/>
       </w:pPr>
       <w:r>

--- a/BioSKD_仕様書とマニュアル.docx
+++ b/BioSKD_仕様書とマニュアル.docx
@@ -2898,6 +2898,26 @@
         <w:t xml:space="preserve">  出ない月もあります（仕様）。</w:t>
       </w:r>
     </w:p>
+    <w:p>
+      <w:pPr>
+        <w:pStyle w:val="Heading1"/>
+      </w:pPr>
+      <w:r>
+        <w:t>著作権</w:t>
+      </w:r>
+    </w:p>
+    <w:p>
+      <w:pPr/>
+      <w:r>
+        <w:t>本アプリおよび本サイトに含まれるプログラム・デザイン・テキスト・画像等の著作権は、運営者（eins2019）に帰属します。運営者は本アプリに関する著作権その他一切の権利を保有し、これらを放棄するものではありません。本アプリが無償で提供・公開されていることをもって、著作権の放棄やパブリックドメインへの提供を意味するものではありません。法令で認められる範囲を超える複製・改変・再配布・転載を禁じます。</w:t>
+      </w:r>
+    </w:p>
+    <w:p>
+      <w:pPr/>
+      <w:r>
+        <w:t>© 2026 eins2019. All rights reserved.</w:t>
+      </w:r>
+    </w:p>
     <w:sectPr>
       <w:pgSz w:w="12240" w:h="15840"/>
       <w:pgMar w:top="1440" w:right="1800" w:bottom="1440" w:left="1800" w:header="720" w:footer="720" w:gutter="0"/>

--- a/BioSKD_仕様書とマニュアル.docx
+++ b/BioSKD_仕様書とマニュアル.docx
@@ -15,7 +15,7 @@
         <w:jc w:val="center"/>
       </w:pPr>
       <w:r>
-        <w:t>v1.21 ／ https://eins2019.github.io/bio-scheduler/</w:t>
+        <w:t>v1.22 ／ https://eins2019.github.io/bio-scheduler/</w:t>
       </w:r>
     </w:p>
     <w:p>
@@ -2903,6 +2903,33 @@
         <w:pStyle w:val="Heading1"/>
       </w:pPr>
       <w:r>
+        <w:t>v1.22 の追加・変更点</w:t>
+      </w:r>
+    </w:p>
+    <w:p>
+      <w:pPr>
+        <w:pStyle w:val="ListBullet"/>
+      </w:pPr>
+      <w:r>
+        <w:t>隠れた時間指定予定のバッジ：週/2週の時間帯グリッドで、スクロールにより画面外（上または下）に出た時間指定の予定を、曜日列ごとに上端「↑N」／下端「↓N」（オレンジ）で表示。タップするとその予定までスクロールします。終日予定の「+N」とは別系統で、どの曜日に隠れた予定があるか一目で分かります。</w:t>
+      </w:r>
+    </w:p>
+    <w:p>
+      <w:pPr>
+        <w:pStyle w:val="ListBullet"/>
+      </w:pPr>
+      <w:r>
+        <w:t>週開始曜日の切替：日曜始／月曜始を切り替えても、今見ている週を保ったまま開始曜日だけが変わります。日↔月を往復しても前後の週へドリフトしません（例：14日(日)始まり ⇄ 15日(月)始まり）。</w:t>
+      </w:r>
+    </w:p>
+    <w:p>
+      <w:pPr/>
+    </w:p>
+    <w:p>
+      <w:pPr>
+        <w:pStyle w:val="Heading1"/>
+      </w:pPr>
+      <w:r>
         <w:t>著作権</w:t>
       </w:r>
     </w:p>
